--- a/6. 大数据/2. 数据湖/2. 数据仓库.docx
+++ b/6. 大数据/2. 数据湖/2. 数据仓库.docx
@@ -1,6 +1,6 @@
 
 <file path=word/document.xml><?xml version="1.0" encoding="utf-8"?>
-<w:document xmlns:wpc="http://schemas.microsoft.com/office/word/2010/wordprocessingCanvas" xmlns:cx="http://schemas.microsoft.com/office/drawing/2014/chartex" xmlns:cx1="http://schemas.microsoft.com/office/drawing/2015/9/8/chartex" xmlns:cx2="http://schemas.microsoft.com/office/drawing/2015/10/21/chartex" xmlns:cx3="http://schemas.microsoft.com/office/drawing/2016/5/9/chartex" xmlns:cx4="http://schemas.microsoft.com/office/drawing/2016/5/10/chartex" xmlns:cx5="http://schemas.microsoft.com/office/drawing/2016/5/11/chartex" xmlns:cx6="http://schemas.microsoft.com/office/drawing/2016/5/12/chartex" xmlns:cx7="http://schemas.microsoft.com/office/drawing/2016/5/13/chartex" xmlns:cx8="http://schemas.microsoft.com/office/drawing/2016/5/14/chartex" xmlns:mc="http://schemas.openxmlformats.org/markup-compatibility/2006" xmlns:aink="http://schemas.microsoft.com/office/drawing/2016/ink" xmlns:am3d="http://schemas.microsoft.com/office/drawing/2017/model3d" xmlns:o="urn:schemas-microsoft-com:office:office" xmlns:oel="http://schemas.microsoft.com/office/2019/extlst" xmlns:r="http://schemas.openxmlformats.org/officeDocument/2006/relationships" xmlns:m="http://schemas.openxmlformats.org/officeDocument/2006/math" xmlns:v="urn:schemas-microsoft-com:vml" xmlns:wp14="http://schemas.microsoft.com/office/word/2010/wordprocessingDrawing" xmlns:wp="http://schemas.openxmlformats.org/drawingml/2006/wordprocessingDrawing" xmlns:w10="urn:schemas-microsoft-com:office:word" xmlns:w="http://schemas.openxmlformats.org/wordprocessingml/2006/main" xmlns:w14="http://schemas.microsoft.com/office/word/2010/wordml" xmlns:w15="http://schemas.microsoft.com/office/word/2012/wordml" xmlns:w16cex="http://schemas.microsoft.com/office/word/2018/wordml/cex" xmlns:w16cid="http://schemas.microsoft.com/office/word/2016/wordml/cid" xmlns:w16="http://schemas.microsoft.com/office/word/2018/wordml" xmlns:w16du="http://schemas.microsoft.com/office/word/2023/wordml/word16du" xmlns:w16sdtdh="http://schemas.microsoft.com/office/word/2020/wordml/sdtdatahash" xmlns:w16se="http://schemas.microsoft.com/office/word/2015/wordml/symex" xmlns:wpg="http://schemas.microsoft.com/office/word/2010/wordprocessingGroup" xmlns:wpi="http://schemas.microsoft.com/office/word/2010/wordprocessingInk" xmlns:wne="http://schemas.microsoft.com/office/word/2006/wordml" xmlns:wps="http://schemas.microsoft.com/office/word/2010/wordprocessingShape" mc:Ignorable="w14 w15 w16se w16cid w16 w16cex w16sdtdh wp14">
+<w:document xmlns:wpc="http://schemas.microsoft.com/office/word/2010/wordprocessingCanvas" xmlns:cx="http://schemas.microsoft.com/office/drawing/2014/chartex" xmlns:cx1="http://schemas.microsoft.com/office/drawing/2015/9/8/chartex" xmlns:cx2="http://schemas.microsoft.com/office/drawing/2015/10/21/chartex" xmlns:cx3="http://schemas.microsoft.com/office/drawing/2016/5/9/chartex" xmlns:cx4="http://schemas.microsoft.com/office/drawing/2016/5/10/chartex" xmlns:cx5="http://schemas.microsoft.com/office/drawing/2016/5/11/chartex" xmlns:cx6="http://schemas.microsoft.com/office/drawing/2016/5/12/chartex" xmlns:cx7="http://schemas.microsoft.com/office/drawing/2016/5/13/chartex" xmlns:cx8="http://schemas.microsoft.com/office/drawing/2016/5/14/chartex" xmlns:mc="http://schemas.openxmlformats.org/markup-compatibility/2006" xmlns:aink="http://schemas.microsoft.com/office/drawing/2016/ink" xmlns:am3d="http://schemas.microsoft.com/office/drawing/2017/model3d" xmlns:o="urn:schemas-microsoft-com:office:office" xmlns:oel="http://schemas.microsoft.com/office/2019/extlst" xmlns:r="http://schemas.openxmlformats.org/officeDocument/2006/relationships" xmlns:m="http://schemas.openxmlformats.org/officeDocument/2006/math" xmlns:v="urn:schemas-microsoft-com:vml" xmlns:wp14="http://schemas.microsoft.com/office/word/2010/wordprocessingDrawing" xmlns:wp="http://schemas.openxmlformats.org/drawingml/2006/wordprocessingDrawing" xmlns:w10="urn:schemas-microsoft-com:office:word" xmlns:w="http://schemas.openxmlformats.org/wordprocessingml/2006/main" xmlns:w14="http://schemas.microsoft.com/office/word/2010/wordml" xmlns:w15="http://schemas.microsoft.com/office/word/2012/wordml" xmlns:w16cex="http://schemas.microsoft.com/office/word/2018/wordml/cex" xmlns:w16cid="http://schemas.microsoft.com/office/word/2016/wordml/cid" xmlns:w16="http://schemas.microsoft.com/office/word/2018/wordml" xmlns:w16sdtdh="http://schemas.microsoft.com/office/word/2020/wordml/sdtdatahash" xmlns:w16se="http://schemas.microsoft.com/office/word/2015/wordml/symex" xmlns:wpg="http://schemas.microsoft.com/office/word/2010/wordprocessingGroup" xmlns:wpi="http://schemas.microsoft.com/office/word/2010/wordprocessingInk" xmlns:wne="http://schemas.microsoft.com/office/word/2006/wordml" xmlns:wps="http://schemas.microsoft.com/office/word/2010/wordprocessingShape" mc:Ignorable="w14 w15 w16se w16cid w16 w16cex w16sdtdh wp14">
   <w:body>
     <w:p>
       <w:pPr>
@@ -281,11 +281,11 @@
     <w:p>
       <w:pPr>
         <w:jc w:val="center"/>
-        <w:rPr>
-          <w:rFonts w:hint="eastAsia"/>
-        </w:rPr>
-      </w:pPr>
-      <w:r>
+      </w:pPr>
+      <w:r>
+        <w:rPr>
+          <w:noProof/>
+        </w:rPr>
         <w:lastRenderedPageBreak/>
         <w:drawing>
           <wp:inline distT="0" distB="0" distL="0" distR="0" wp14:anchorId="301D1C6E" wp14:editId="6BFA51DB">
@@ -327,6 +327,9 @@
     <w:p>
       <w:pPr>
         <w:pStyle w:val="2"/>
+        <w:rPr>
+          <w:rFonts w:hint="default"/>
+        </w:rPr>
       </w:pPr>
       <w:r>
         <w:t>核心概念</w:t>
@@ -737,6 +740,9 @@
     <w:p>
       <w:pPr>
         <w:pStyle w:val="2"/>
+        <w:rPr>
+          <w:rFonts w:hint="default"/>
+        </w:rPr>
       </w:pPr>
       <w:r>
         <w:t>传统型数据仓库工具</w:t>
@@ -747,6 +753,9 @@
         <w:jc w:val="center"/>
       </w:pPr>
       <w:r>
+        <w:rPr>
+          <w:noProof/>
+        </w:rPr>
         <w:drawing>
           <wp:inline distT="0" distB="0" distL="0" distR="0" wp14:anchorId="5DBBA661" wp14:editId="2EA2594B">
             <wp:extent cx="4849195" cy="1616593"/>
@@ -787,6 +796,9 @@
     <w:p>
       <w:pPr>
         <w:pStyle w:val="3"/>
+        <w:rPr>
+          <w:rFonts w:hint="default"/>
+        </w:rPr>
       </w:pPr>
       <w:r>
         <w:t>Oracle Exadata</w:t>
@@ -795,6 +807,9 @@
     <w:p>
       <w:pPr>
         <w:pStyle w:val="3"/>
+        <w:rPr>
+          <w:rFonts w:hint="default"/>
+        </w:rPr>
       </w:pPr>
       <w:r>
         <w:t>Teradata</w:t>
@@ -803,6 +818,9 @@
     <w:p>
       <w:pPr>
         <w:pStyle w:val="3"/>
+        <w:rPr>
+          <w:rFonts w:hint="default"/>
+        </w:rPr>
       </w:pPr>
       <w:r>
         <w:t>IBM DB2 Warehouse</w:t>
@@ -811,6 +829,9 @@
     <w:p>
       <w:pPr>
         <w:pStyle w:val="3"/>
+        <w:rPr>
+          <w:rFonts w:hint="default"/>
+        </w:rPr>
       </w:pPr>
       <w:r>
         <w:t>SAP BW</w:t>
@@ -819,6 +840,9 @@
     <w:p>
       <w:pPr>
         <w:pStyle w:val="3"/>
+        <w:rPr>
+          <w:rFonts w:hint="default"/>
+        </w:rPr>
       </w:pPr>
       <w:r>
         <w:t>Microsoft SQL Server</w:t>
@@ -827,6 +851,9 @@
     <w:p>
       <w:pPr>
         <w:pStyle w:val="2"/>
+        <w:rPr>
+          <w:rFonts w:hint="default"/>
+        </w:rPr>
       </w:pPr>
       <w:r>
         <w:t>云原生数据仓库</w:t>
@@ -837,6 +864,9 @@
         <w:jc w:val="center"/>
       </w:pPr>
       <w:r>
+        <w:rPr>
+          <w:noProof/>
+        </w:rPr>
         <w:drawing>
           <wp:inline distT="0" distB="0" distL="0" distR="0" wp14:anchorId="6991E9ED" wp14:editId="0DBD154F">
             <wp:extent cx="5065763" cy="1809550"/>
@@ -877,6 +907,9 @@
     <w:p>
       <w:pPr>
         <w:pStyle w:val="3"/>
+        <w:rPr>
+          <w:rFonts w:hint="default"/>
+        </w:rPr>
       </w:pPr>
       <w:r>
         <w:t>Snowflake</w:t>
@@ -885,6 +918,9 @@
     <w:p>
       <w:pPr>
         <w:pStyle w:val="3"/>
+        <w:rPr>
+          <w:rFonts w:hint="default"/>
+        </w:rPr>
       </w:pPr>
       <w:r>
         <w:lastRenderedPageBreak/>
@@ -894,6 +930,9 @@
     <w:p>
       <w:pPr>
         <w:pStyle w:val="3"/>
+        <w:rPr>
+          <w:rFonts w:hint="default"/>
+        </w:rPr>
       </w:pPr>
       <w:r>
         <w:t xml:space="preserve">Google </w:t>
@@ -907,6 +946,9 @@
     <w:p>
       <w:pPr>
         <w:pStyle w:val="3"/>
+        <w:rPr>
+          <w:rFonts w:hint="default"/>
+        </w:rPr>
       </w:pPr>
       <w:r>
         <w:t>Databricks</w:t>
@@ -915,6 +957,9 @@
     <w:p>
       <w:pPr>
         <w:pStyle w:val="2"/>
+        <w:rPr>
+          <w:rFonts w:hint="default"/>
+        </w:rPr>
       </w:pPr>
       <w:r>
         <w:t>大数据</w:t>
@@ -931,6 +976,9 @@
         <w:jc w:val="center"/>
       </w:pPr>
       <w:r>
+        <w:rPr>
+          <w:noProof/>
+        </w:rPr>
         <w:drawing>
           <wp:inline distT="0" distB="0" distL="0" distR="0" wp14:anchorId="6FCB5A49" wp14:editId="53CA716D">
             <wp:extent cx="4969510" cy="2595441"/>
@@ -971,6 +1019,9 @@
     <w:p>
       <w:pPr>
         <w:pStyle w:val="3"/>
+        <w:rPr>
+          <w:rFonts w:hint="default"/>
+        </w:rPr>
       </w:pPr>
       <w:r>
         <w:t>Hive</w:t>
@@ -978,7 +1029,636 @@
     </w:p>
     <w:p>
       <w:pPr>
+        <w:rPr>
+          <w:rFonts w:hint="eastAsia"/>
+        </w:rPr>
+      </w:pPr>
+      <w:r>
+        <w:tab/>
+      </w:r>
+      <w:r>
+        <w:rPr>
+          <w:rFonts w:hint="eastAsia"/>
+        </w:rPr>
+        <w:t xml:space="preserve">Hive </w:t>
+      </w:r>
+      <w:r>
+        <w:rPr>
+          <w:rFonts w:hint="eastAsia"/>
+        </w:rPr>
+        <w:t>在数据仓库中更偏向于计算框架，但它是一个“存储与计算衔接”的中间层，而非纯粹的存储或计算组件。其定位可从以下角度理解：</w:t>
+      </w:r>
+    </w:p>
+    <w:p>
+      <w:pPr>
+        <w:ind w:firstLine="420"/>
+        <w:rPr>
+          <w:rFonts w:hint="eastAsia"/>
+        </w:rPr>
+      </w:pPr>
+      <w:r>
+        <w:t>1</w:t>
+      </w:r>
+      <w:r>
+        <w:rPr>
+          <w:rFonts w:hint="eastAsia"/>
+        </w:rPr>
+        <w:t>、</w:t>
+      </w:r>
+      <w:r>
+        <w:rPr>
+          <w:rFonts w:hint="eastAsia"/>
+        </w:rPr>
+        <w:t xml:space="preserve">Hive </w:t>
+      </w:r>
+      <w:r>
+        <w:rPr>
+          <w:rFonts w:hint="eastAsia"/>
+        </w:rPr>
+        <w:t>不是存储框架</w:t>
+      </w:r>
+    </w:p>
+    <w:p>
+      <w:pPr>
+        <w:ind w:firstLine="420"/>
+        <w:rPr>
+          <w:rFonts w:hint="eastAsia"/>
+        </w:rPr>
+      </w:pPr>
+      <w:r>
+        <w:rPr>
+          <w:rFonts w:hint="eastAsia"/>
+        </w:rPr>
+        <w:t xml:space="preserve">- </w:t>
+      </w:r>
+      <w:r>
+        <w:rPr>
+          <w:rFonts w:hint="eastAsia"/>
+          <w:color w:val="FF0000"/>
+        </w:rPr>
+        <w:t xml:space="preserve">Hive </w:t>
+      </w:r>
+      <w:r>
+        <w:rPr>
+          <w:rFonts w:hint="eastAsia"/>
+          <w:color w:val="FF0000"/>
+        </w:rPr>
+        <w:t>本身不负责数据存储</w:t>
+      </w:r>
+      <w:r>
+        <w:rPr>
+          <w:rFonts w:hint="eastAsia"/>
+        </w:rPr>
+        <w:t>，它</w:t>
+      </w:r>
+      <w:r>
+        <w:rPr>
+          <w:rFonts w:hint="eastAsia"/>
+          <w:color w:val="FF0000"/>
+        </w:rPr>
+        <w:t>依赖底层分布式文件系统</w:t>
+      </w:r>
+      <w:r>
+        <w:rPr>
+          <w:rFonts w:hint="eastAsia"/>
+        </w:rPr>
+        <w:t>（如</w:t>
+      </w:r>
+      <w:r>
+        <w:rPr>
+          <w:rFonts w:hint="eastAsia"/>
+        </w:rPr>
+        <w:t xml:space="preserve"> HDFS</w:t>
+      </w:r>
+      <w:r>
+        <w:rPr>
+          <w:rFonts w:hint="eastAsia"/>
+        </w:rPr>
+        <w:t>、</w:t>
+      </w:r>
+      <w:r>
+        <w:rPr>
+          <w:rFonts w:hint="eastAsia"/>
+        </w:rPr>
+        <w:t>S3</w:t>
+      </w:r>
+      <w:r>
+        <w:rPr>
+          <w:rFonts w:hint="eastAsia"/>
+        </w:rPr>
+        <w:t>）存储原始数据（文件格式可为</w:t>
+      </w:r>
+      <w:r>
+        <w:rPr>
+          <w:rFonts w:hint="eastAsia"/>
+        </w:rPr>
+        <w:t xml:space="preserve"> Parquet</w:t>
+      </w:r>
+      <w:r>
+        <w:rPr>
+          <w:rFonts w:hint="eastAsia"/>
+        </w:rPr>
+        <w:t>、</w:t>
+      </w:r>
+      <w:r>
+        <w:rPr>
+          <w:rFonts w:hint="eastAsia"/>
+        </w:rPr>
+        <w:t>ORC</w:t>
+      </w:r>
+      <w:r>
+        <w:rPr>
+          <w:rFonts w:hint="eastAsia"/>
+        </w:rPr>
+        <w:t>、</w:t>
+      </w:r>
+      <w:r>
+        <w:rPr>
+          <w:rFonts w:hint="eastAsia"/>
+        </w:rPr>
+        <w:t xml:space="preserve">CSV </w:t>
+      </w:r>
+      <w:r>
+        <w:rPr>
+          <w:rFonts w:hint="eastAsia"/>
+        </w:rPr>
+        <w:t>等）。</w:t>
+      </w:r>
+    </w:p>
+    <w:p>
+      <w:pPr>
+        <w:ind w:firstLine="420"/>
+        <w:rPr>
+          <w:rFonts w:hint="eastAsia"/>
+        </w:rPr>
+      </w:pPr>
+      <w:r>
+        <w:rPr>
+          <w:rFonts w:hint="eastAsia"/>
+        </w:rPr>
+        <w:t xml:space="preserve">- </w:t>
+      </w:r>
+      <w:r>
+        <w:rPr>
+          <w:rFonts w:hint="eastAsia"/>
+        </w:rPr>
+        <w:t>它的核心是通过“元数据（</w:t>
+      </w:r>
+      <w:proofErr w:type="spellStart"/>
+      <w:r>
+        <w:rPr>
+          <w:rFonts w:hint="eastAsia"/>
+        </w:rPr>
+        <w:t>Metastore</w:t>
+      </w:r>
+      <w:proofErr w:type="spellEnd"/>
+      <w:r>
+        <w:rPr>
+          <w:rFonts w:hint="eastAsia"/>
+        </w:rPr>
+        <w:t>）”记录数据的存储位置、格式、</w:t>
+      </w:r>
+      <w:r>
+        <w:rPr>
+          <w:rFonts w:hint="eastAsia"/>
+        </w:rPr>
+        <w:t xml:space="preserve">Schema </w:t>
+      </w:r>
+      <w:r>
+        <w:rPr>
+          <w:rFonts w:hint="eastAsia"/>
+        </w:rPr>
+        <w:t>等信息，相当于数据的“目录服务”，而非存储载体。</w:t>
+      </w:r>
+    </w:p>
+    <w:p>
+      <w:pPr>
+        <w:ind w:firstLine="420"/>
+        <w:rPr>
+          <w:rFonts w:hint="eastAsia"/>
+        </w:rPr>
+      </w:pPr>
+      <w:r>
+        <w:t>2</w:t>
+      </w:r>
+      <w:r>
+        <w:rPr>
+          <w:rFonts w:hint="eastAsia"/>
+        </w:rPr>
+        <w:t>、</w:t>
+      </w:r>
+      <w:r>
+        <w:rPr>
+          <w:rFonts w:hint="eastAsia"/>
+        </w:rPr>
+        <w:t xml:space="preserve">Hive </w:t>
+      </w:r>
+      <w:r>
+        <w:rPr>
+          <w:rFonts w:hint="eastAsia"/>
+        </w:rPr>
+        <w:t>本质是计算框架的“</w:t>
+      </w:r>
+      <w:r>
+        <w:rPr>
+          <w:rFonts w:hint="eastAsia"/>
+        </w:rPr>
+        <w:t xml:space="preserve">SQL </w:t>
+      </w:r>
+      <w:r>
+        <w:rPr>
+          <w:rFonts w:hint="eastAsia"/>
+        </w:rPr>
+        <w:t>接口层”</w:t>
+      </w:r>
+    </w:p>
+    <w:p>
+      <w:pPr>
+        <w:ind w:firstLine="420"/>
+        <w:rPr>
+          <w:rFonts w:hint="eastAsia"/>
+        </w:rPr>
+      </w:pPr>
+      <w:r>
+        <w:rPr>
+          <w:rFonts w:hint="eastAsia"/>
+        </w:rPr>
+        <w:t xml:space="preserve">- Hive </w:t>
+      </w:r>
+      <w:r>
+        <w:rPr>
+          <w:rFonts w:hint="eastAsia"/>
+        </w:rPr>
+        <w:t>的核心功能是将</w:t>
+      </w:r>
+      <w:r>
+        <w:rPr>
+          <w:rFonts w:hint="eastAsia"/>
+        </w:rPr>
+        <w:t xml:space="preserve"> </w:t>
+      </w:r>
+      <w:r>
+        <w:rPr>
+          <w:rFonts w:hint="eastAsia"/>
+          <w:color w:val="FF0000"/>
+        </w:rPr>
+        <w:t xml:space="preserve">SQL </w:t>
+      </w:r>
+      <w:r>
+        <w:rPr>
+          <w:rFonts w:hint="eastAsia"/>
+          <w:color w:val="FF0000"/>
+        </w:rPr>
+        <w:t>语句转换为分布式计算任务</w:t>
+      </w:r>
+      <w:r>
+        <w:rPr>
+          <w:rFonts w:hint="eastAsia"/>
+        </w:rPr>
+        <w:t>（早期是</w:t>
+      </w:r>
+      <w:r>
+        <w:rPr>
+          <w:rFonts w:hint="eastAsia"/>
+        </w:rPr>
+        <w:t xml:space="preserve"> MapReduce</w:t>
+      </w:r>
+      <w:r>
+        <w:rPr>
+          <w:rFonts w:hint="eastAsia"/>
+        </w:rPr>
+        <w:t>，后来支持</w:t>
+      </w:r>
+      <w:r>
+        <w:rPr>
+          <w:rFonts w:hint="eastAsia"/>
+        </w:rPr>
+        <w:t xml:space="preserve"> Tez</w:t>
+      </w:r>
+      <w:r>
+        <w:rPr>
+          <w:rFonts w:hint="eastAsia"/>
+        </w:rPr>
+        <w:t>、</w:t>
+      </w:r>
+      <w:r>
+        <w:rPr>
+          <w:rFonts w:hint="eastAsia"/>
+        </w:rPr>
+        <w:t xml:space="preserve">Spark </w:t>
+      </w:r>
+      <w:r>
+        <w:rPr>
+          <w:rFonts w:hint="eastAsia"/>
+        </w:rPr>
+        <w:t>等引擎），实现对大规模数据的查询分析。</w:t>
+      </w:r>
+    </w:p>
+    <w:p>
+      <w:pPr>
+        <w:ind w:firstLine="420"/>
+        <w:rPr>
+          <w:rFonts w:hint="eastAsia"/>
+        </w:rPr>
+      </w:pPr>
+      <w:r>
+        <w:rPr>
+          <w:rFonts w:hint="eastAsia"/>
+        </w:rPr>
+        <w:t xml:space="preserve">- </w:t>
+      </w:r>
+      <w:r>
+        <w:rPr>
+          <w:rFonts w:hint="eastAsia"/>
+        </w:rPr>
+        <w:t>例如，用户执行</w:t>
+      </w:r>
+      <w:r>
+        <w:rPr>
+          <w:rFonts w:hint="eastAsia"/>
+        </w:rPr>
+        <w:t xml:space="preserve"> `SELECT COUNT(*) FROM table` </w:t>
+      </w:r>
+      <w:r>
+        <w:rPr>
+          <w:rFonts w:hint="eastAsia"/>
+        </w:rPr>
+        <w:t>时，</w:t>
+      </w:r>
+      <w:r>
+        <w:rPr>
+          <w:rFonts w:hint="eastAsia"/>
+        </w:rPr>
+        <w:t xml:space="preserve">Hive </w:t>
+      </w:r>
+      <w:r>
+        <w:rPr>
+          <w:rFonts w:hint="eastAsia"/>
+        </w:rPr>
+        <w:t>会解析</w:t>
+      </w:r>
+      <w:r>
+        <w:rPr>
+          <w:rFonts w:hint="eastAsia"/>
+        </w:rPr>
+        <w:t xml:space="preserve"> SQL</w:t>
+      </w:r>
+      <w:r>
+        <w:rPr>
+          <w:rFonts w:hint="eastAsia"/>
+        </w:rPr>
+        <w:t>、生成执行计划，并提交到底层计算引擎（如</w:t>
+      </w:r>
+      <w:r>
+        <w:rPr>
+          <w:rFonts w:hint="eastAsia"/>
+        </w:rPr>
+        <w:t xml:space="preserve"> Spark</w:t>
+      </w:r>
+      <w:r>
+        <w:rPr>
+          <w:rFonts w:hint="eastAsia"/>
+        </w:rPr>
+        <w:t>）运行，最终返回结果。</w:t>
+      </w:r>
+    </w:p>
+    <w:p>
+      <w:pPr>
+        <w:ind w:firstLine="420"/>
+        <w:rPr>
+          <w:rFonts w:hint="eastAsia"/>
+        </w:rPr>
+      </w:pPr>
+      <w:r>
+        <w:rPr>
+          <w:rFonts w:hint="eastAsia"/>
+        </w:rPr>
+        <w:t xml:space="preserve">- </w:t>
+      </w:r>
+      <w:r>
+        <w:rPr>
+          <w:rFonts w:hint="eastAsia"/>
+        </w:rPr>
+        <w:t>它本身不直接执行计算，而是依赖第三方计算引擎，但提供了统一的</w:t>
+      </w:r>
+      <w:r>
+        <w:rPr>
+          <w:rFonts w:hint="eastAsia"/>
+        </w:rPr>
+        <w:t xml:space="preserve"> SQL </w:t>
+      </w:r>
+      <w:r>
+        <w:rPr>
+          <w:rFonts w:hint="eastAsia"/>
+        </w:rPr>
+        <w:t>入口，降低了分布式计算的使用门槛。</w:t>
+      </w:r>
+    </w:p>
+    <w:p/>
+    <w:p>
+      <w:pPr>
+        <w:ind w:firstLine="420"/>
+        <w:rPr>
+          <w:rFonts w:hint="eastAsia"/>
+        </w:rPr>
+      </w:pPr>
+      <w:r>
+        <w:lastRenderedPageBreak/>
+        <w:t>3</w:t>
+      </w:r>
+      <w:r>
+        <w:rPr>
+          <w:rFonts w:hint="eastAsia"/>
+        </w:rPr>
+        <w:t>、</w:t>
+      </w:r>
+      <w:r>
+        <w:rPr>
+          <w:rFonts w:hint="eastAsia"/>
+        </w:rPr>
+        <w:t>总结：</w:t>
+      </w:r>
+      <w:r>
+        <w:rPr>
+          <w:rFonts w:hint="eastAsia"/>
+        </w:rPr>
+        <w:t xml:space="preserve">Hive </w:t>
+      </w:r>
+      <w:r>
+        <w:rPr>
+          <w:rFonts w:hint="eastAsia"/>
+        </w:rPr>
+        <w:t>是“数据仓库的</w:t>
+      </w:r>
+      <w:r>
+        <w:rPr>
+          <w:rFonts w:hint="eastAsia"/>
+        </w:rPr>
+        <w:t xml:space="preserve"> SQL </w:t>
+      </w:r>
+      <w:r>
+        <w:rPr>
+          <w:rFonts w:hint="eastAsia"/>
+        </w:rPr>
+        <w:t>引擎”</w:t>
+      </w:r>
+    </w:p>
+    <w:p>
+      <w:pPr>
+        <w:ind w:firstLine="420"/>
+        <w:rPr>
+          <w:rFonts w:hint="eastAsia"/>
+        </w:rPr>
+      </w:pPr>
+      <w:r>
+        <w:rPr>
+          <w:rFonts w:hint="eastAsia"/>
+        </w:rPr>
+        <w:t xml:space="preserve">- </w:t>
+      </w:r>
+      <w:r>
+        <w:rPr>
+          <w:rFonts w:hint="eastAsia"/>
+        </w:rPr>
+        <w:t>角色定位：连接存储（</w:t>
+      </w:r>
+      <w:r>
+        <w:rPr>
+          <w:rFonts w:hint="eastAsia"/>
+        </w:rPr>
+        <w:t xml:space="preserve">HDFS </w:t>
+      </w:r>
+      <w:r>
+        <w:rPr>
+          <w:rFonts w:hint="eastAsia"/>
+        </w:rPr>
+        <w:t>等）和计算（</w:t>
+      </w:r>
+      <w:r>
+        <w:rPr>
+          <w:rFonts w:hint="eastAsia"/>
+        </w:rPr>
+        <w:t xml:space="preserve">MapReduce/Spark </w:t>
+      </w:r>
+      <w:r>
+        <w:rPr>
+          <w:rFonts w:hint="eastAsia"/>
+        </w:rPr>
+        <w:t>等）的中间层，提供类</w:t>
+      </w:r>
+      <w:r>
+        <w:rPr>
+          <w:rFonts w:hint="eastAsia"/>
+        </w:rPr>
+        <w:t xml:space="preserve"> SQL </w:t>
+      </w:r>
+      <w:r>
+        <w:rPr>
+          <w:rFonts w:hint="eastAsia"/>
+        </w:rPr>
+        <w:t>接口（</w:t>
+      </w:r>
+      <w:r>
+        <w:rPr>
+          <w:rFonts w:hint="eastAsia"/>
+        </w:rPr>
+        <w:t>HQL</w:t>
+      </w:r>
+      <w:r>
+        <w:rPr>
+          <w:rFonts w:hint="eastAsia"/>
+        </w:rPr>
+        <w:t>）操作分布式数据。</w:t>
+      </w:r>
+    </w:p>
+    <w:p>
+      <w:pPr>
+        <w:ind w:firstLine="420"/>
+        <w:rPr>
+          <w:rFonts w:hint="eastAsia"/>
+        </w:rPr>
+      </w:pPr>
+      <w:r>
+        <w:rPr>
+          <w:rFonts w:hint="eastAsia"/>
+        </w:rPr>
+        <w:t xml:space="preserve">- </w:t>
+      </w:r>
+      <w:r>
+        <w:rPr>
+          <w:rFonts w:hint="eastAsia"/>
+        </w:rPr>
+        <w:t>核心价值：让熟悉</w:t>
+      </w:r>
+      <w:r>
+        <w:rPr>
+          <w:rFonts w:hint="eastAsia"/>
+        </w:rPr>
+        <w:t xml:space="preserve"> SQL </w:t>
+      </w:r>
+      <w:r>
+        <w:rPr>
+          <w:rFonts w:hint="eastAsia"/>
+        </w:rPr>
+        <w:t>的用户无需编写</w:t>
+      </w:r>
+      <w:r>
+        <w:rPr>
+          <w:rFonts w:hint="eastAsia"/>
+        </w:rPr>
+        <w:t xml:space="preserve"> MapReduce </w:t>
+      </w:r>
+      <w:r>
+        <w:rPr>
+          <w:rFonts w:hint="eastAsia"/>
+        </w:rPr>
+        <w:t>代码，即可进行大数据分析，是数据仓库中“交互式查询”和“批处理分析”的核心工具。</w:t>
+      </w:r>
+    </w:p>
+    <w:p>
+      <w:pPr>
+        <w:ind w:firstLine="420"/>
+        <w:rPr>
+          <w:rFonts w:hint="eastAsia"/>
+        </w:rPr>
+      </w:pPr>
+      <w:r>
+        <w:rPr>
+          <w:rFonts w:hint="eastAsia"/>
+        </w:rPr>
+        <w:t>因此，</w:t>
+      </w:r>
+      <w:r>
+        <w:rPr>
+          <w:rFonts w:hint="eastAsia"/>
+        </w:rPr>
+        <w:t xml:space="preserve">Hive </w:t>
+      </w:r>
+      <w:r>
+        <w:rPr>
+          <w:rFonts w:hint="eastAsia"/>
+        </w:rPr>
+        <w:t>更偏向于计算框架的</w:t>
+      </w:r>
+      <w:r>
+        <w:rPr>
+          <w:rFonts w:hint="eastAsia"/>
+        </w:rPr>
+        <w:t xml:space="preserve"> SQL </w:t>
+      </w:r>
+      <w:r>
+        <w:rPr>
+          <w:rFonts w:hint="eastAsia"/>
+        </w:rPr>
+        <w:t>抽象层，而非存储框架，但它是数据仓库架构中连接存储与计算的关键组件。</w:t>
+      </w:r>
+    </w:p>
+    <w:p>
+      <w:pPr>
         <w:pStyle w:val="3"/>
+        <w:rPr>
+          <w:rFonts w:hint="default"/>
+        </w:rPr>
       </w:pPr>
       <w:proofErr w:type="spellStart"/>
       <w:r>
@@ -989,6 +1669,9 @@
     <w:p>
       <w:pPr>
         <w:pStyle w:val="3"/>
+        <w:rPr>
+          <w:rFonts w:hint="default"/>
+        </w:rPr>
       </w:pPr>
       <w:r>
         <w:t>Iceberg</w:t>
@@ -997,6 +1680,9 @@
     <w:p>
       <w:pPr>
         <w:pStyle w:val="3"/>
+        <w:rPr>
+          <w:rFonts w:hint="default"/>
+        </w:rPr>
       </w:pPr>
       <w:r>
         <w:t>Delta Lake</w:t>
@@ -1005,6 +1691,9 @@
     <w:p>
       <w:pPr>
         <w:pStyle w:val="3"/>
+        <w:rPr>
+          <w:rFonts w:hint="default"/>
+        </w:rPr>
       </w:pPr>
       <w:proofErr w:type="spellStart"/>
       <w:r>
@@ -1015,6 +1704,9 @@
     <w:p>
       <w:pPr>
         <w:pStyle w:val="3"/>
+        <w:rPr>
+          <w:rFonts w:hint="default"/>
+        </w:rPr>
       </w:pPr>
       <w:proofErr w:type="spellStart"/>
       <w:r>
@@ -1025,6 +1717,9 @@
     <w:p>
       <w:pPr>
         <w:pStyle w:val="3"/>
+        <w:rPr>
+          <w:rFonts w:hint="default"/>
+        </w:rPr>
       </w:pPr>
       <w:proofErr w:type="spellStart"/>
       <w:r>
@@ -1035,6 +1730,9 @@
     <w:p>
       <w:pPr>
         <w:pStyle w:val="3"/>
+        <w:rPr>
+          <w:rFonts w:hint="default"/>
+        </w:rPr>
       </w:pPr>
       <w:proofErr w:type="spellStart"/>
       <w:r>
@@ -1045,6 +1743,9 @@
     <w:p>
       <w:pPr>
         <w:pStyle w:val="2"/>
+        <w:rPr>
+          <w:rFonts w:hint="default"/>
+        </w:rPr>
       </w:pPr>
       <w:r>
         <w:t>对比</w:t>
@@ -1055,6 +1756,9 @@
         <w:jc w:val="center"/>
       </w:pPr>
       <w:r>
+        <w:rPr>
+          <w:noProof/>
+        </w:rPr>
         <w:drawing>
           <wp:inline distT="0" distB="0" distL="0" distR="0" wp14:anchorId="58535750" wp14:editId="63F5E5BD">
             <wp:extent cx="5101389" cy="1987490"/>
@@ -1100,15 +1804,18 @@
         </w:rPr>
       </w:pPr>
       <w:r>
+        <w:t>适用场景</w:t>
+      </w:r>
+    </w:p>
+    <w:p>
+      <w:pPr>
+        <w:jc w:val="center"/>
+      </w:pPr>
+      <w:r>
+        <w:rPr>
+          <w:noProof/>
+        </w:rPr>
         <w:lastRenderedPageBreak/>
-        <w:t>适用场景</w:t>
-      </w:r>
-    </w:p>
-    <w:p>
-      <w:pPr>
-        <w:jc w:val="center"/>
-      </w:pPr>
-      <w:r>
         <w:drawing>
           <wp:inline distT="0" distB="0" distL="0" distR="0" wp14:anchorId="6DB4114C" wp14:editId="64B730FA">
             <wp:extent cx="4712837" cy="2266769"/>
@@ -1147,11 +1854,6 @@
       </w:r>
     </w:p>
     <w:p>
-      <w:pPr>
-        <w:rPr>
-          <w:rFonts w:hint="eastAsia"/>
-        </w:rPr>
-      </w:pPr>
       <w:r>
         <w:tab/>
       </w:r>
@@ -1165,9 +1867,6 @@
     <w:p>
       <w:pPr>
         <w:ind w:firstLine="420"/>
-        <w:rPr>
-          <w:rFonts w:hint="eastAsia"/>
-        </w:rPr>
       </w:pPr>
       <w:r>
         <w:rPr>
@@ -1179,9 +1878,6 @@
     <w:p>
       <w:pPr>
         <w:ind w:firstLine="420"/>
-        <w:rPr>
-          <w:rFonts w:hint="eastAsia"/>
-        </w:rPr>
       </w:pPr>
       <w:r>
         <w:rPr>
@@ -1205,9 +1901,6 @@
     <w:p>
       <w:pPr>
         <w:ind w:firstLine="420"/>
-        <w:rPr>
-          <w:rFonts w:hint="eastAsia"/>
-        </w:rPr>
       </w:pPr>
       <w:r>
         <w:rPr>
@@ -1281,6 +1974,9 @@
     <w:p>
       <w:pPr>
         <w:pStyle w:val="2"/>
+        <w:rPr>
+          <w:rFonts w:hint="default"/>
+        </w:rPr>
       </w:pPr>
       <w:r>
         <w:t>数据仓库的架构：经典三层结构（</w:t>
@@ -1311,11 +2007,11 @@
     <w:p>
       <w:pPr>
         <w:jc w:val="center"/>
-        <w:rPr>
-          <w:rFonts w:hint="eastAsia"/>
-        </w:rPr>
-      </w:pPr>
-      <w:r>
+      </w:pPr>
+      <w:r>
+        <w:rPr>
+          <w:noProof/>
+        </w:rPr>
         <w:drawing>
           <wp:inline distT="0" distB="0" distL="0" distR="0" wp14:anchorId="74033957" wp14:editId="29C58BEE">
             <wp:extent cx="4744921" cy="1733787"/>
@@ -1367,11 +2063,11 @@
     <w:p>
       <w:pPr>
         <w:jc w:val="center"/>
-        <w:rPr>
-          <w:rFonts w:hint="eastAsia"/>
-        </w:rPr>
-      </w:pPr>
-      <w:r>
+      </w:pPr>
+      <w:r>
+        <w:rPr>
+          <w:noProof/>
+        </w:rPr>
         <w:lastRenderedPageBreak/>
         <w:drawing>
           <wp:inline distT="0" distB="0" distL="0" distR="0" wp14:anchorId="64EFFEC8" wp14:editId="29C73A10">
@@ -1413,6 +2109,9 @@
     <w:p>
       <w:pPr>
         <w:pStyle w:val="3"/>
+        <w:rPr>
+          <w:rFonts w:hint="default"/>
+        </w:rPr>
       </w:pPr>
       <w:r>
         <w:t>数据源层</w:t>
@@ -1421,6 +2120,9 @@
     <w:p>
       <w:pPr>
         <w:pStyle w:val="3"/>
+        <w:rPr>
+          <w:rFonts w:hint="default"/>
+        </w:rPr>
       </w:pPr>
       <w:r>
         <w:t>ETL</w:t>
@@ -1432,6 +2134,9 @@
     <w:p>
       <w:pPr>
         <w:pStyle w:val="3"/>
+        <w:rPr>
+          <w:rFonts w:hint="default"/>
+        </w:rPr>
       </w:pPr>
       <w:r>
         <w:t>数据仓库存储层</w:t>
@@ -1440,6 +2145,9 @@
     <w:p>
       <w:pPr>
         <w:pStyle w:val="3"/>
+        <w:rPr>
+          <w:rFonts w:hint="default"/>
+        </w:rPr>
       </w:pPr>
       <w:r>
         <w:t>分析和展现层</w:t>
@@ -1459,6 +2167,9 @@
     <w:p>
       <w:pPr>
         <w:pStyle w:val="3"/>
+        <w:rPr>
+          <w:rFonts w:hint="default"/>
+        </w:rPr>
       </w:pPr>
       <w:r>
         <w:t>数据建模</w:t>
@@ -1467,9 +2178,6 @@
     <w:p>
       <w:pPr>
         <w:ind w:firstLine="420"/>
-        <w:rPr>
-          <w:rFonts w:hint="eastAsia"/>
-        </w:rPr>
       </w:pPr>
       <w:r>
         <w:rPr>
@@ -1481,9 +2189,6 @@
     <w:p>
       <w:pPr>
         <w:ind w:firstLine="420"/>
-        <w:rPr>
-          <w:rFonts w:hint="eastAsia"/>
-        </w:rPr>
       </w:pPr>
       <w:r>
         <w:rPr>
@@ -1495,6 +2200,9 @@
     <w:p>
       <w:pPr>
         <w:pStyle w:val="3"/>
+        <w:rPr>
+          <w:rFonts w:hint="default"/>
+        </w:rPr>
       </w:pPr>
       <w:r>
         <w:t xml:space="preserve">ETL </w:t>
@@ -1506,9 +2214,6 @@
     <w:p>
       <w:pPr>
         <w:ind w:firstLine="420"/>
-        <w:rPr>
-          <w:rFonts w:hint="eastAsia"/>
-        </w:rPr>
       </w:pPr>
       <w:r>
         <w:rPr>
@@ -1550,9 +2255,6 @@
     <w:p>
       <w:pPr>
         <w:ind w:firstLine="420"/>
-        <w:rPr>
-          <w:rFonts w:hint="eastAsia"/>
-        </w:rPr>
       </w:pPr>
       <w:r>
         <w:rPr>
@@ -1570,9 +2272,6 @@
     <w:p>
       <w:pPr>
         <w:ind w:firstLine="420"/>
-        <w:rPr>
-          <w:rFonts w:hint="eastAsia"/>
-        </w:rPr>
       </w:pPr>
       <w:r>
         <w:rPr>
@@ -1626,6 +2325,9 @@
     <w:p>
       <w:pPr>
         <w:pStyle w:val="3"/>
+        <w:rPr>
+          <w:rFonts w:hint="default"/>
+        </w:rPr>
       </w:pPr>
       <w:r>
         <w:t>OLAP</w:t>
@@ -1662,6 +2364,9 @@
         <w:jc w:val="center"/>
       </w:pPr>
       <w:r>
+        <w:rPr>
+          <w:noProof/>
+        </w:rPr>
         <w:drawing>
           <wp:inline distT="0" distB="0" distL="0" distR="0" wp14:anchorId="6EB210D8" wp14:editId="397103D5">
             <wp:extent cx="4777005" cy="1199715"/>
@@ -1702,6 +2407,9 @@
     <w:p>
       <w:pPr>
         <w:pStyle w:val="2"/>
+        <w:rPr>
+          <w:rFonts w:hint="default"/>
+        </w:rPr>
       </w:pPr>
       <w:r>
         <w:lastRenderedPageBreak/>
@@ -1728,11 +2436,11 @@
     <w:p>
       <w:pPr>
         <w:jc w:val="center"/>
-        <w:rPr>
-          <w:rFonts w:hint="eastAsia"/>
-        </w:rPr>
-      </w:pPr>
-      <w:r>
+      </w:pPr>
+      <w:r>
+        <w:rPr>
+          <w:noProof/>
+        </w:rPr>
         <w:drawing>
           <wp:inline distT="0" distB="0" distL="0" distR="0" wp14:anchorId="0604BB62" wp14:editId="29FF90BF">
             <wp:extent cx="4664710" cy="1564638"/>
@@ -1773,9 +2481,6 @@
     <w:p>
       <w:pPr>
         <w:ind w:firstLine="420"/>
-        <w:rPr>
-          <w:rFonts w:hint="eastAsia"/>
-        </w:rPr>
       </w:pPr>
       <w:r>
         <w:rPr>
@@ -1870,11 +2575,11 @@
     <w:p>
       <w:pPr>
         <w:jc w:val="center"/>
-        <w:rPr>
-          <w:rFonts w:hint="eastAsia"/>
-        </w:rPr>
-      </w:pPr>
-      <w:r>
+      </w:pPr>
+      <w:r>
+        <w:rPr>
+          <w:noProof/>
+        </w:rPr>
         <w:drawing>
           <wp:inline distT="0" distB="0" distL="0" distR="0" wp14:anchorId="488A8F6B" wp14:editId="7328AD29">
             <wp:extent cx="4648668" cy="2173222"/>
